--- a/ai_14/veronika_polishchuk/epic_1/epic_1_report_veronika_polishchuk.docx
+++ b/ai_14/veronika_polishchuk/epic_1/epic_1_report_veronika_polishchuk.docx
@@ -93,12 +93,12 @@
           <wp:inline distB="114300" distT="114300" distL="114300" distR="114300">
             <wp:extent cx="2287425" cy="2159701"/>
             <wp:effectExtent b="0" l="0" r="0" t="0"/>
-            <wp:docPr id="15" name="image2.png"/>
+            <wp:docPr id="15" name="image6.png"/>
             <a:graphic>
               <a:graphicData uri="http://schemas.openxmlformats.org/drawingml/2006/picture">
                 <pic:pic>
                   <pic:nvPicPr>
-                    <pic:cNvPr id="0" name="image2.png"/>
+                    <pic:cNvPr id="0" name="image6.png"/>
                     <pic:cNvPicPr preferRelativeResize="0"/>
                   </pic:nvPicPr>
                   <pic:blipFill>
@@ -3796,7 +3796,7 @@
           <w:szCs w:val="24"/>
           <w:rtl w:val="0"/>
         </w:rPr>
-        <w:t xml:space="preserve">Завдання №10 Тренер слонів (алготестер)</w:t>
+        <w:t xml:space="preserve">Завдання №10 Непередбачувана погода (алготестер)</w:t>
       </w:r>
     </w:p>
     <w:p>
@@ -3805,7 +3805,7 @@
           <w:ilvl w:val="0"/>
           <w:numId w:val="28"/>
         </w:numPr>
-        <w:spacing w:after="0" w:afterAutospacing="0" w:line="240" w:lineRule="auto"/>
+        <w:spacing w:after="0" w:afterAutospacing="0" w:lineRule="auto"/>
         <w:ind w:left="720" w:hanging="360"/>
         <w:rPr>
           <w:rFonts w:ascii="Times New Roman" w:cs="Times New Roman" w:eastAsia="Times New Roman" w:hAnsi="Times New Roman"/>
@@ -3820,7 +3820,7 @@
           <w:szCs w:val="24"/>
           <w:rtl w:val="0"/>
         </w:rPr>
-        <w:t xml:space="preserve">Деталі завдання: Обчислити мінімальний час у хвилинах для збору всіх котів в одній точці. За одну хвилину можна перемістити будь-яку кількість котів на 1 одиницю вліво або вправо.</w:t>
+        <w:t xml:space="preserve">Деталі завдання: Знайти номери всіх днів (нумерація з 1), у які середня температура повітря є додатною. Необхідно вивести ці номери в порядку зростання через пробіл.</w:t>
       </w:r>
     </w:p>
     <w:p>
@@ -3829,7 +3829,7 @@
           <w:ilvl w:val="0"/>
           <w:numId w:val="28"/>
         </w:numPr>
-        <w:spacing w:after="240" w:line="240" w:lineRule="auto"/>
+        <w:spacing w:after="240" w:lineRule="auto"/>
         <w:ind w:left="720" w:hanging="360"/>
         <w:rPr>
           <w:rFonts w:ascii="Times New Roman" w:cs="Times New Roman" w:eastAsia="Times New Roman" w:hAnsi="Times New Roman"/>
@@ -3844,7 +3844,7 @@
           <w:szCs w:val="24"/>
           <w:rtl w:val="0"/>
         </w:rPr>
-        <w:t xml:space="preserve">Вимоги: Зчитати за допомогою cin кількість котів та їхні координати, знайти різницю між максимальною та мінімальною координатами і вивести результат через cout.</w:t>
+        <w:t xml:space="preserve">Вимоги: Зчитати через cin кількість днів n та n значень температури. У циклі перевірити умову  і вивести порядковий номер відповідного дня i (починаючи з 1) за допомогою cout.</w:t>
       </w:r>
     </w:p>
     <w:p>
@@ -3867,7 +3867,7 @@
           <w:szCs w:val="24"/>
           <w:rtl w:val="0"/>
         </w:rPr>
-        <w:t xml:space="preserve">Завдання №11 Марічка і печиво(алготестер)</w:t>
+        <w:t xml:space="preserve">Завдання №11 Щасливе число(алготестер)</w:t>
       </w:r>
     </w:p>
     <w:p>
@@ -3876,7 +3876,7 @@
           <w:ilvl w:val="0"/>
           <w:numId w:val="34"/>
         </w:numPr>
-        <w:spacing w:after="0" w:afterAutospacing="0" w:line="240" w:lineRule="auto"/>
+        <w:spacing w:after="0" w:afterAutospacing="0" w:lineRule="auto"/>
         <w:ind w:left="720" w:hanging="360"/>
         <w:rPr>
           <w:rFonts w:ascii="Times New Roman" w:cs="Times New Roman" w:eastAsia="Times New Roman" w:hAnsi="Times New Roman"/>
@@ -3891,7 +3891,7 @@
           <w:szCs w:val="24"/>
           <w:rtl w:val="0"/>
         </w:rPr>
-        <w:t xml:space="preserve">Деталі завдання: Обчислити максимальну кількість печива, яку може з’їсти Марічка з n пачок так, щоб Зеник не помітив пропажу. Зеник помічає лише повністю порожні пачки, тому з кожної пачки об'ємом a(i) можна з'їсти максимум a(i) - 1 штук.</w:t>
+        <w:t xml:space="preserve">Деталі завдання: Вивести одне довільне щасливе число, тобто таке число, яке складається виключно з цифр 4 та 7, а його довжина не перевищує 47 цифр. Вхідне число 47 зчитується з вхідного потоку, але його значення можна використати лише для контролю вводу або зчитати й вивести довільну правильну комбінацію.</w:t>
       </w:r>
     </w:p>
     <w:p>
@@ -3900,28 +3900,29 @@
           <w:ilvl w:val="0"/>
           <w:numId w:val="34"/>
         </w:numPr>
+        <w:spacing w:after="240" w:lineRule="auto"/>
+        <w:ind w:left="720" w:hanging="360"/>
+        <w:rPr>
+          <w:rFonts w:ascii="Times New Roman" w:cs="Times New Roman" w:eastAsia="Times New Roman" w:hAnsi="Times New Roman"/>
+          <w:sz w:val="24"/>
+          <w:szCs w:val="24"/>
+        </w:rPr>
+      </w:pPr>
+      <w:r>
+        <w:rPr>
+          <w:rFonts w:ascii="Times New Roman" w:cs="Times New Roman" w:eastAsia="Times New Roman" w:hAnsi="Times New Roman"/>
+          <w:sz w:val="24"/>
+          <w:szCs w:val="24"/>
+          <w:rtl w:val="0"/>
+        </w:rPr>
+        <w:t xml:space="preserve">Вимоги: Зчитати число 47 через cin та вивести будь-яке щасливе число за допомогою cout.</w:t>
+      </w:r>
+    </w:p>
+    <w:p>
+      <w:pPr>
         <w:spacing w:after="240" w:line="240" w:lineRule="auto"/>
-        <w:ind w:left="720" w:hanging="360"/>
-        <w:rPr>
-          <w:rFonts w:ascii="Times New Roman" w:cs="Times New Roman" w:eastAsia="Times New Roman" w:hAnsi="Times New Roman"/>
-          <w:sz w:val="24"/>
-          <w:szCs w:val="24"/>
-        </w:rPr>
-      </w:pPr>
-      <w:r>
-        <w:rPr>
-          <w:rFonts w:ascii="Times New Roman" w:cs="Times New Roman" w:eastAsia="Times New Roman" w:hAnsi="Times New Roman"/>
-          <w:sz w:val="24"/>
-          <w:szCs w:val="24"/>
-          <w:rtl w:val="0"/>
-        </w:rPr>
-        <w:t xml:space="preserve">Вимоги: Зчитати через cin кількість пачок n та їхні розміри a(i), просумувати значення (a(i)- 1) для всіх пачок та вивести підсумковий результат за допомогою cout(використовуючи 64-бітний тип long long для уникнення переповнення).</w:t>
-      </w:r>
-    </w:p>
-    <w:p>
-      <w:pPr>
-        <w:spacing w:after="240" w:line="240" w:lineRule="auto"/>
-        <w:rPr>
+        <w:rPr>
+          <w:rFonts w:ascii="Times New Roman" w:cs="Times New Roman" w:eastAsia="Times New Roman" w:hAnsi="Times New Roman"/>
           <w:b w:val="1"/>
           <w:bCs w:val="1"/>
           <w:sz w:val="24"/>
@@ -3937,12 +3938,7 @@
           <w:szCs w:val="24"/>
           <w:rtl w:val="0"/>
         </w:rPr>
-        <w:t xml:space="preserve">Завдання №12 Цікава гра (алготестер)</w:t>
-      </w:r>
-      <w:r>
-        <w:rPr>
-          <w:rtl w:val="0"/>
-        </w:rPr>
+        <w:t xml:space="preserve">Завдання №12 А ти вже помив руки?</w:t>
       </w:r>
     </w:p>
     <w:p>
@@ -3951,7 +3947,7 @@
           <w:ilvl w:val="0"/>
           <w:numId w:val="23"/>
         </w:numPr>
-        <w:spacing w:after="0" w:afterAutospacing="0" w:line="240" w:lineRule="auto"/>
+        <w:spacing w:after="0" w:afterAutospacing="0" w:lineRule="auto"/>
         <w:ind w:left="720" w:hanging="360"/>
         <w:rPr>
           <w:rFonts w:ascii="Times New Roman" w:cs="Times New Roman" w:eastAsia="Times New Roman" w:hAnsi="Times New Roman"/>
@@ -3966,7 +3962,7 @@
           <w:szCs w:val="24"/>
           <w:rtl w:val="0"/>
         </w:rPr>
-        <w:t xml:space="preserve">Деталі завдання: Визначити переможця у грі на дошці n*m Гравці по черзі зафарбовують по клітинці. Першим ходить Бісеня (Imp), другим — Дракон (Dragon). Програє той, хто не має ходу.</w:t>
+        <w:t xml:space="preserve">Деталі завдання: Обчислити загальну кількість заражених людей через k днів, якщо початкова кількість заражених становить a, а щодня заражається ще по b людей. Підсумкова кількість визначається за формулою a+b*k.</w:t>
       </w:r>
     </w:p>
     <w:p>
@@ -3975,7 +3971,7 @@
           <w:ilvl w:val="0"/>
           <w:numId w:val="23"/>
         </w:numPr>
-        <w:spacing w:after="240" w:line="240" w:lineRule="auto"/>
+        <w:spacing w:after="240" w:lineRule="auto"/>
         <w:ind w:left="720" w:hanging="360"/>
         <w:rPr>
           <w:rFonts w:ascii="Times New Roman" w:cs="Times New Roman" w:eastAsia="Times New Roman" w:hAnsi="Times New Roman"/>
@@ -3990,26 +3986,7 @@
           <w:szCs w:val="24"/>
           <w:rtl w:val="0"/>
         </w:rPr>
-        <w:t xml:space="preserve">Вимоги: Зчитати через cin розміри n і m. Перевірити залишок від ділення на 2 (оператор </w:t>
-      </w:r>
-      <w:r>
-        <w:rPr>
-          <w:rFonts w:ascii="Times New Roman" w:cs="Times New Roman" w:eastAsia="Times New Roman" w:hAnsi="Times New Roman"/>
-          <w:color w:val="188038"/>
-          <w:sz w:val="24"/>
-          <w:szCs w:val="24"/>
-          <w:rtl w:val="0"/>
-        </w:rPr>
-        <w:t xml:space="preserve">%</w:t>
-      </w:r>
-      <w:r>
-        <w:rPr>
-          <w:rFonts w:ascii="Times New Roman" w:cs="Times New Roman" w:eastAsia="Times New Roman" w:hAnsi="Times New Roman"/>
-          <w:sz w:val="24"/>
-          <w:szCs w:val="24"/>
-          <w:rtl w:val="0"/>
-        </w:rPr>
-        <w:t xml:space="preserve">) та вивести відповідний результат за допомогою cout.</w:t>
+        <w:t xml:space="preserve">Вимоги: Зчитати через cin три цілі числа a,b,k. Обчислити результат за формулоюта вивести його за допомогою cout.</w:t>
       </w:r>
     </w:p>
     <w:p>
@@ -4207,12 +4184,12 @@
           <wp:inline distB="114300" distT="114300" distL="114300" distR="114300">
             <wp:extent cx="4181475" cy="8077200"/>
             <wp:effectExtent b="0" l="0" r="0" t="0"/>
-            <wp:docPr id="8" name="image14.png"/>
+            <wp:docPr id="8" name="image9.png"/>
             <a:graphic>
               <a:graphicData uri="http://schemas.openxmlformats.org/drawingml/2006/picture">
                 <pic:pic>
                   <pic:nvPicPr>
-                    <pic:cNvPr id="0" name="image14.png"/>
+                    <pic:cNvPr id="0" name="image9.png"/>
                     <pic:cNvPicPr preferRelativeResize="0"/>
                   </pic:nvPicPr>
                   <pic:blipFill>
@@ -4295,12 +4272,12 @@
           <wp:inline distB="114300" distT="114300" distL="114300" distR="114300">
             <wp:extent cx="6630218" cy="7653338"/>
             <wp:effectExtent b="0" l="0" r="0" t="0"/>
-            <wp:docPr id="2" name="image9.png"/>
+            <wp:docPr id="2" name="image17.png"/>
             <a:graphic>
               <a:graphicData uri="http://schemas.openxmlformats.org/drawingml/2006/picture">
                 <pic:pic>
                   <pic:nvPicPr>
-                    <pic:cNvPr id="0" name="image9.png"/>
+                    <pic:cNvPr id="0" name="image17.png"/>
                     <pic:cNvPicPr preferRelativeResize="0"/>
                   </pic:nvPicPr>
                   <pic:blipFill>
@@ -4364,12 +4341,12 @@
           <wp:inline distB="114300" distT="114300" distL="114300" distR="114300">
             <wp:extent cx="3020167" cy="7062788"/>
             <wp:effectExtent b="0" l="0" r="0" t="0"/>
-            <wp:docPr id="11" name="image10.png"/>
+            <wp:docPr id="11" name="image8.png"/>
             <a:graphic>
               <a:graphicData uri="http://schemas.openxmlformats.org/drawingml/2006/picture">
                 <pic:pic>
                   <pic:nvPicPr>
-                    <pic:cNvPr id="0" name="image10.png"/>
+                    <pic:cNvPr id="0" name="image8.png"/>
                     <pic:cNvPicPr preferRelativeResize="0"/>
                   </pic:nvPicPr>
                   <pic:blipFill>
@@ -4665,12 +4642,12 @@
           <wp:inline distB="114300" distT="114300" distL="114300" distR="114300">
             <wp:extent cx="2870363" cy="3267229"/>
             <wp:effectExtent b="0" l="0" r="0" t="0"/>
-            <wp:docPr id="1" name="image11.png"/>
+            <wp:docPr id="1" name="image7.png"/>
             <a:graphic>
               <a:graphicData uri="http://schemas.openxmlformats.org/drawingml/2006/picture">
                 <pic:pic>
                   <pic:nvPicPr>
-                    <pic:cNvPr id="0" name="image11.png"/>
+                    <pic:cNvPr id="0" name="image7.png"/>
                     <pic:cNvPicPr preferRelativeResize="0"/>
                   </pic:nvPicPr>
                   <pic:blipFill>
@@ -4700,12 +4677,12 @@
           <wp:inline distB="114300" distT="114300" distL="114300" distR="114300">
             <wp:extent cx="1396695" cy="3126324"/>
             <wp:effectExtent b="0" l="0" r="0" t="0"/>
-            <wp:docPr id="9" name="image1.png"/>
+            <wp:docPr id="9" name="image4.png"/>
             <a:graphic>
               <a:graphicData uri="http://schemas.openxmlformats.org/drawingml/2006/picture">
                 <pic:pic>
                   <pic:nvPicPr>
-                    <pic:cNvPr id="0" name="image1.png"/>
+                    <pic:cNvPr id="0" name="image4.png"/>
                     <pic:cNvPicPr preferRelativeResize="0"/>
                   </pic:nvPicPr>
                   <pic:blipFill>
@@ -4976,12 +4953,12 @@
           <wp:inline distB="114300" distT="114300" distL="114300" distR="114300">
             <wp:extent cx="3687600" cy="2331738"/>
             <wp:effectExtent b="0" l="0" r="0" t="0"/>
-            <wp:docPr id="6" name="image4.png"/>
+            <wp:docPr id="6" name="image5.png"/>
             <a:graphic>
               <a:graphicData uri="http://schemas.openxmlformats.org/drawingml/2006/picture">
                 <pic:pic>
                   <pic:nvPicPr>
-                    <pic:cNvPr id="0" name="image4.png"/>
+                    <pic:cNvPr id="0" name="image5.png"/>
                     <pic:cNvPicPr preferRelativeResize="0"/>
                   </pic:nvPicPr>
                   <pic:blipFill>
@@ -5106,12 +5083,12 @@
           <wp:inline distB="114300" distT="114300" distL="114300" distR="114300">
             <wp:extent cx="3163725" cy="2894853"/>
             <wp:effectExtent b="0" l="0" r="0" t="0"/>
-            <wp:docPr id="10" name="image6.png"/>
+            <wp:docPr id="10" name="image13.png"/>
             <a:graphic>
               <a:graphicData uri="http://schemas.openxmlformats.org/drawingml/2006/picture">
                 <pic:pic>
                   <pic:nvPicPr>
-                    <pic:cNvPr id="0" name="image6.png"/>
+                    <pic:cNvPr id="0" name="image13.png"/>
                     <pic:cNvPicPr preferRelativeResize="0"/>
                   </pic:nvPicPr>
                   <pic:blipFill>
@@ -5405,12 +5382,12 @@
           <wp:inline distB="114300" distT="114300" distL="114300" distR="114300">
             <wp:extent cx="4306725" cy="2005031"/>
             <wp:effectExtent b="0" l="0" r="0" t="0"/>
-            <wp:docPr id="17" name="image17.png"/>
+            <wp:docPr id="17" name="image16.png"/>
             <a:graphic>
               <a:graphicData uri="http://schemas.openxmlformats.org/drawingml/2006/picture">
                 <pic:pic>
                   <pic:nvPicPr>
-                    <pic:cNvPr id="0" name="image17.png"/>
+                    <pic:cNvPr id="0" name="image16.png"/>
                     <pic:cNvPicPr preferRelativeResize="0"/>
                   </pic:nvPicPr>
                   <pic:blipFill>
@@ -5513,12 +5490,12 @@
           <wp:inline distB="114300" distT="114300" distL="114300" distR="114300">
             <wp:extent cx="4968736" cy="1871878"/>
             <wp:effectExtent b="0" l="0" r="0" t="0"/>
-            <wp:docPr id="5" name="image12.png"/>
+            <wp:docPr id="5" name="image11.png"/>
             <a:graphic>
               <a:graphicData uri="http://schemas.openxmlformats.org/drawingml/2006/picture">
                 <pic:pic>
                   <pic:nvPicPr>
-                    <pic:cNvPr id="0" name="image12.png"/>
+                    <pic:cNvPr id="0" name="image11.png"/>
                     <pic:cNvPicPr preferRelativeResize="0"/>
                   </pic:nvPicPr>
                   <pic:blipFill>
@@ -5690,12 +5667,12 @@
           <wp:inline distB="114300" distT="114300" distL="114300" distR="114300">
             <wp:extent cx="5099464" cy="2037051"/>
             <wp:effectExtent b="0" l="0" r="0" t="0"/>
-            <wp:docPr id="12" name="image7.png"/>
+            <wp:docPr id="12" name="image3.png"/>
             <a:graphic>
               <a:graphicData uri="http://schemas.openxmlformats.org/drawingml/2006/picture">
                 <pic:pic>
                   <pic:nvPicPr>
-                    <pic:cNvPr id="0" name="image7.png"/>
+                    <pic:cNvPr id="0" name="image3.png"/>
                     <pic:cNvPicPr preferRelativeResize="0"/>
                   </pic:nvPicPr>
                   <pic:blipFill>
@@ -5818,12 +5795,12 @@
           <wp:inline distB="114300" distT="114300" distL="114300" distR="114300">
             <wp:extent cx="5163790" cy="2619314"/>
             <wp:effectExtent b="0" l="0" r="0" t="0"/>
-            <wp:docPr id="16" name="image16.png"/>
+            <wp:docPr id="16" name="image14.png"/>
             <a:graphic>
               <a:graphicData uri="http://schemas.openxmlformats.org/drawingml/2006/picture">
                 <pic:pic>
                   <pic:nvPicPr>
-                    <pic:cNvPr id="0" name="image16.png"/>
+                    <pic:cNvPr id="0" name="image14.png"/>
                     <pic:cNvPicPr preferRelativeResize="0"/>
                   </pic:nvPicPr>
                   <pic:blipFill>
@@ -5907,12 +5884,12 @@
           <wp:inline distB="114300" distT="114300" distL="114300" distR="114300">
             <wp:extent cx="4205288" cy="3101574"/>
             <wp:effectExtent b="0" l="0" r="0" t="0"/>
-            <wp:docPr id="3" name="image13.png"/>
+            <wp:docPr id="3" name="image12.png"/>
             <a:graphic>
               <a:graphicData uri="http://schemas.openxmlformats.org/drawingml/2006/picture">
                 <pic:pic>
                   <pic:nvPicPr>
-                    <pic:cNvPr id="0" name="image13.png"/>
+                    <pic:cNvPr id="0" name="image12.png"/>
                     <pic:cNvPicPr preferRelativeResize="0"/>
                   </pic:nvPicPr>
                   <pic:blipFill>
@@ -18076,12 +18053,12 @@
           <wp:inline distB="114300" distT="114300" distL="114300" distR="114300">
             <wp:extent cx="4181475" cy="2743200"/>
             <wp:effectExtent b="0" l="0" r="0" t="0"/>
-            <wp:docPr id="18" name="image8.png"/>
+            <wp:docPr id="18" name="image10.png"/>
             <a:graphic>
               <a:graphicData uri="http://schemas.openxmlformats.org/drawingml/2006/picture">
                 <pic:pic>
                   <pic:nvPicPr>
-                    <pic:cNvPr id="0" name="image8.png"/>
+                    <pic:cNvPr id="0" name="image10.png"/>
                     <pic:cNvPicPr preferRelativeResize="0"/>
                   </pic:nvPicPr>
                   <pic:blipFill>
@@ -18230,12 +18207,12 @@
           <wp:inline distB="114300" distT="114300" distL="114300" distR="114300">
             <wp:extent cx="4176754" cy="1957526"/>
             <wp:effectExtent b="0" l="0" r="0" t="0"/>
-            <wp:docPr id="13" name="image3.png"/>
+            <wp:docPr id="13" name="image2.png"/>
             <a:graphic>
               <a:graphicData uri="http://schemas.openxmlformats.org/drawingml/2006/picture">
                 <pic:pic>
                   <pic:nvPicPr>
-                    <pic:cNvPr id="0" name="image3.png"/>
+                    <pic:cNvPr id="0" name="image2.png"/>
                     <pic:cNvPicPr preferRelativeResize="0"/>
                   </pic:nvPicPr>
                   <pic:blipFill>
@@ -18296,12 +18273,12 @@
           <wp:inline distB="114300" distT="114300" distL="114300" distR="114300">
             <wp:extent cx="3698790" cy="1772337"/>
             <wp:effectExtent b="0" l="0" r="0" t="0"/>
-            <wp:docPr id="7" name="image5.png"/>
+            <wp:docPr id="7" name="image1.png"/>
             <a:graphic>
               <a:graphicData uri="http://schemas.openxmlformats.org/drawingml/2006/picture">
                 <pic:pic>
                   <pic:nvPicPr>
-                    <pic:cNvPr id="0" name="image5.png"/>
+                    <pic:cNvPr id="0" name="image1.png"/>
                     <pic:cNvPicPr preferRelativeResize="0"/>
                   </pic:nvPicPr>
                   <pic:blipFill>

--- a/ai_14/veronika_polishchuk/epic_1/epic_1_report_veronika_polishchuk.docx
+++ b/ai_14/veronika_polishchuk/epic_1/epic_1_report_veronika_polishchuk.docx
@@ -93,12 +93,12 @@
           <wp:inline distB="114300" distT="114300" distL="114300" distR="114300">
             <wp:extent cx="2287425" cy="2159701"/>
             <wp:effectExtent b="0" l="0" r="0" t="0"/>
-            <wp:docPr id="15" name="image6.png"/>
+            <wp:docPr id="15" name="image2.png"/>
             <a:graphic>
               <a:graphicData uri="http://schemas.openxmlformats.org/drawingml/2006/picture">
                 <pic:pic>
                   <pic:nvPicPr>
-                    <pic:cNvPr id="0" name="image6.png"/>
+                    <pic:cNvPr id="0" name="image2.png"/>
                     <pic:cNvPicPr preferRelativeResize="0"/>
                   </pic:nvPicPr>
                   <pic:blipFill>
@@ -1878,7 +1878,7 @@
           <w:szCs w:val="24"/>
           <w:rtl w:val="0"/>
         </w:rPr>
-        <w:t xml:space="preserve">створила блок-схему для коду задічіпро зарядні станції, перевірила відповідність створеної блок-схеми послідовності виконання програми</w:t>
+        <w:t xml:space="preserve">створила блок-схему для коду задічі про зарядні станції, перевірила відповідність створеної блок-схеми послідовності виконання програми</w:t>
       </w:r>
     </w:p>
     <w:p>
@@ -3986,7 +3986,7 @@
           <w:szCs w:val="24"/>
           <w:rtl w:val="0"/>
         </w:rPr>
-        <w:t xml:space="preserve">Вимоги: Зчитати через cin три цілі числа a,b,k. Обчислити результат за формулоюта вивести його за допомогою cout.</w:t>
+        <w:t xml:space="preserve">Вимоги: Зчитати через cin три цілі числа a,b,k. Обчислити результат за формулою та вивести його за допомогою cout.</w:t>
       </w:r>
     </w:p>
     <w:p>
@@ -4272,12 +4272,12 @@
           <wp:inline distB="114300" distT="114300" distL="114300" distR="114300">
             <wp:extent cx="6630218" cy="7653338"/>
             <wp:effectExtent b="0" l="0" r="0" t="0"/>
-            <wp:docPr id="2" name="image17.png"/>
+            <wp:docPr id="2" name="image12.png"/>
             <a:graphic>
               <a:graphicData uri="http://schemas.openxmlformats.org/drawingml/2006/picture">
                 <pic:pic>
                   <pic:nvPicPr>
-                    <pic:cNvPr id="0" name="image17.png"/>
+                    <pic:cNvPr id="0" name="image12.png"/>
                     <pic:cNvPicPr preferRelativeResize="0"/>
                   </pic:nvPicPr>
                   <pic:blipFill>
@@ -4341,12 +4341,12 @@
           <wp:inline distB="114300" distT="114300" distL="114300" distR="114300">
             <wp:extent cx="3020167" cy="7062788"/>
             <wp:effectExtent b="0" l="0" r="0" t="0"/>
-            <wp:docPr id="11" name="image8.png"/>
+            <wp:docPr id="11" name="image11.png"/>
             <a:graphic>
               <a:graphicData uri="http://schemas.openxmlformats.org/drawingml/2006/picture">
                 <pic:pic>
                   <pic:nvPicPr>
-                    <pic:cNvPr id="0" name="image8.png"/>
+                    <pic:cNvPr id="0" name="image11.png"/>
                     <pic:cNvPicPr preferRelativeResize="0"/>
                   </pic:nvPicPr>
                   <pic:blipFill>
@@ -4642,12 +4642,12 @@
           <wp:inline distB="114300" distT="114300" distL="114300" distR="114300">
             <wp:extent cx="2870363" cy="3267229"/>
             <wp:effectExtent b="0" l="0" r="0" t="0"/>
-            <wp:docPr id="1" name="image7.png"/>
+            <wp:docPr id="1" name="image8.png"/>
             <a:graphic>
               <a:graphicData uri="http://schemas.openxmlformats.org/drawingml/2006/picture">
                 <pic:pic>
                   <pic:nvPicPr>
-                    <pic:cNvPr id="0" name="image7.png"/>
+                    <pic:cNvPr id="0" name="image8.png"/>
                     <pic:cNvPicPr preferRelativeResize="0"/>
                   </pic:nvPicPr>
                   <pic:blipFill>
@@ -4677,12 +4677,12 @@
           <wp:inline distB="114300" distT="114300" distL="114300" distR="114300">
             <wp:extent cx="1396695" cy="3126324"/>
             <wp:effectExtent b="0" l="0" r="0" t="0"/>
-            <wp:docPr id="9" name="image4.png"/>
+            <wp:docPr id="9" name="image5.png"/>
             <a:graphic>
               <a:graphicData uri="http://schemas.openxmlformats.org/drawingml/2006/picture">
                 <pic:pic>
                   <pic:nvPicPr>
-                    <pic:cNvPr id="0" name="image4.png"/>
+                    <pic:cNvPr id="0" name="image5.png"/>
                     <pic:cNvPicPr preferRelativeResize="0"/>
                   </pic:nvPicPr>
                   <pic:blipFill>
@@ -4953,12 +4953,12 @@
           <wp:inline distB="114300" distT="114300" distL="114300" distR="114300">
             <wp:extent cx="3687600" cy="2331738"/>
             <wp:effectExtent b="0" l="0" r="0" t="0"/>
-            <wp:docPr id="6" name="image5.png"/>
+            <wp:docPr id="6" name="image10.png"/>
             <a:graphic>
               <a:graphicData uri="http://schemas.openxmlformats.org/drawingml/2006/picture">
                 <pic:pic>
                   <pic:nvPicPr>
-                    <pic:cNvPr id="0" name="image5.png"/>
+                    <pic:cNvPr id="0" name="image10.png"/>
                     <pic:cNvPicPr preferRelativeResize="0"/>
                   </pic:nvPicPr>
                   <pic:blipFill>
@@ -5083,12 +5083,12 @@
           <wp:inline distB="114300" distT="114300" distL="114300" distR="114300">
             <wp:extent cx="3163725" cy="2894853"/>
             <wp:effectExtent b="0" l="0" r="0" t="0"/>
-            <wp:docPr id="10" name="image13.png"/>
+            <wp:docPr id="10" name="image17.png"/>
             <a:graphic>
               <a:graphicData uri="http://schemas.openxmlformats.org/drawingml/2006/picture">
                 <pic:pic>
                   <pic:nvPicPr>
-                    <pic:cNvPr id="0" name="image13.png"/>
+                    <pic:cNvPr id="0" name="image17.png"/>
                     <pic:cNvPicPr preferRelativeResize="0"/>
                   </pic:nvPicPr>
                   <pic:blipFill>
@@ -5382,12 +5382,12 @@
           <wp:inline distB="114300" distT="114300" distL="114300" distR="114300">
             <wp:extent cx="4306725" cy="2005031"/>
             <wp:effectExtent b="0" l="0" r="0" t="0"/>
-            <wp:docPr id="17" name="image16.png"/>
+            <wp:docPr id="17" name="image14.png"/>
             <a:graphic>
               <a:graphicData uri="http://schemas.openxmlformats.org/drawingml/2006/picture">
                 <pic:pic>
                   <pic:nvPicPr>
-                    <pic:cNvPr id="0" name="image16.png"/>
+                    <pic:cNvPr id="0" name="image14.png"/>
                     <pic:cNvPicPr preferRelativeResize="0"/>
                   </pic:nvPicPr>
                   <pic:blipFill>
@@ -5490,12 +5490,12 @@
           <wp:inline distB="114300" distT="114300" distL="114300" distR="114300">
             <wp:extent cx="4968736" cy="1871878"/>
             <wp:effectExtent b="0" l="0" r="0" t="0"/>
-            <wp:docPr id="5" name="image11.png"/>
+            <wp:docPr id="5" name="image3.png"/>
             <a:graphic>
               <a:graphicData uri="http://schemas.openxmlformats.org/drawingml/2006/picture">
                 <pic:pic>
                   <pic:nvPicPr>
-                    <pic:cNvPr id="0" name="image11.png"/>
+                    <pic:cNvPr id="0" name="image3.png"/>
                     <pic:cNvPicPr preferRelativeResize="0"/>
                   </pic:nvPicPr>
                   <pic:blipFill>
@@ -5667,12 +5667,12 @@
           <wp:inline distB="114300" distT="114300" distL="114300" distR="114300">
             <wp:extent cx="5099464" cy="2037051"/>
             <wp:effectExtent b="0" l="0" r="0" t="0"/>
-            <wp:docPr id="12" name="image3.png"/>
+            <wp:docPr id="12" name="image7.png"/>
             <a:graphic>
               <a:graphicData uri="http://schemas.openxmlformats.org/drawingml/2006/picture">
                 <pic:pic>
                   <pic:nvPicPr>
-                    <pic:cNvPr id="0" name="image3.png"/>
+                    <pic:cNvPr id="0" name="image7.png"/>
                     <pic:cNvPicPr preferRelativeResize="0"/>
                   </pic:nvPicPr>
                   <pic:blipFill>
@@ -5795,12 +5795,12 @@
           <wp:inline distB="114300" distT="114300" distL="114300" distR="114300">
             <wp:extent cx="5163790" cy="2619314"/>
             <wp:effectExtent b="0" l="0" r="0" t="0"/>
-            <wp:docPr id="16" name="image14.png"/>
+            <wp:docPr id="16" name="image13.png"/>
             <a:graphic>
               <a:graphicData uri="http://schemas.openxmlformats.org/drawingml/2006/picture">
                 <pic:pic>
                   <pic:nvPicPr>
-                    <pic:cNvPr id="0" name="image14.png"/>
+                    <pic:cNvPr id="0" name="image13.png"/>
                     <pic:cNvPicPr preferRelativeResize="0"/>
                   </pic:nvPicPr>
                   <pic:blipFill>
@@ -5884,12 +5884,12 @@
           <wp:inline distB="114300" distT="114300" distL="114300" distR="114300">
             <wp:extent cx="4205288" cy="3101574"/>
             <wp:effectExtent b="0" l="0" r="0" t="0"/>
-            <wp:docPr id="3" name="image12.png"/>
+            <wp:docPr id="3" name="image16.png"/>
             <a:graphic>
               <a:graphicData uri="http://schemas.openxmlformats.org/drawingml/2006/picture">
                 <pic:pic>
                   <pic:nvPicPr>
-                    <pic:cNvPr id="0" name="image12.png"/>
+                    <pic:cNvPr id="0" name="image16.png"/>
                     <pic:cNvPicPr preferRelativeResize="0"/>
                   </pic:nvPicPr>
                   <pic:blipFill>
@@ -18053,12 +18053,12 @@
           <wp:inline distB="114300" distT="114300" distL="114300" distR="114300">
             <wp:extent cx="4181475" cy="2743200"/>
             <wp:effectExtent b="0" l="0" r="0" t="0"/>
-            <wp:docPr id="18" name="image10.png"/>
+            <wp:docPr id="18" name="image4.png"/>
             <a:graphic>
               <a:graphicData uri="http://schemas.openxmlformats.org/drawingml/2006/picture">
                 <pic:pic>
                   <pic:nvPicPr>
-                    <pic:cNvPr id="0" name="image10.png"/>
+                    <pic:cNvPr id="0" name="image4.png"/>
                     <pic:cNvPicPr preferRelativeResize="0"/>
                   </pic:nvPicPr>
                   <pic:blipFill>
@@ -18207,12 +18207,12 @@
           <wp:inline distB="114300" distT="114300" distL="114300" distR="114300">
             <wp:extent cx="4176754" cy="1957526"/>
             <wp:effectExtent b="0" l="0" r="0" t="0"/>
-            <wp:docPr id="13" name="image2.png"/>
+            <wp:docPr id="13" name="image1.png"/>
             <a:graphic>
               <a:graphicData uri="http://schemas.openxmlformats.org/drawingml/2006/picture">
                 <pic:pic>
                   <pic:nvPicPr>
-                    <pic:cNvPr id="0" name="image2.png"/>
+                    <pic:cNvPr id="0" name="image1.png"/>
                     <pic:cNvPicPr preferRelativeResize="0"/>
                   </pic:nvPicPr>
                   <pic:blipFill>
@@ -18273,12 +18273,12 @@
           <wp:inline distB="114300" distT="114300" distL="114300" distR="114300">
             <wp:extent cx="3698790" cy="1772337"/>
             <wp:effectExtent b="0" l="0" r="0" t="0"/>
-            <wp:docPr id="7" name="image1.png"/>
+            <wp:docPr id="7" name="image6.png"/>
             <a:graphic>
               <a:graphicData uri="http://schemas.openxmlformats.org/drawingml/2006/picture">
                 <pic:pic>
                   <pic:nvPicPr>
-                    <pic:cNvPr id="0" name="image1.png"/>
+                    <pic:cNvPr id="0" name="image6.png"/>
                     <pic:cNvPicPr preferRelativeResize="0"/>
                   </pic:nvPicPr>
                   <pic:blipFill>
@@ -18599,7 +18599,7 @@
           <w:szCs w:val="24"/>
           <w:rtl w:val="0"/>
         </w:rPr>
-        <w:t xml:space="preserve"> Розроблено та протестовано рішення практичної задачі розрахунку автономності зарядної станції, а також задач на платформі Algotester («Тренер слонів», «Марічка і печиво», «Цікава гра»). Посилання на вихідний код реалізованих програм та розв'язки додано у відповідних розділах звіту.</w:t>
+        <w:t xml:space="preserve"> Розроблено та протестовано рішення практичної задачі розрахунку автономності зарядної станції, а також задач на платформі Algotester («Непередбачувана погода», «Щасливе число», «А ти вже помив руки?»). Посилання на вихідний код реалізованих програм та розв'язки додано у відповідних розділах звіту.</w:t>
       </w:r>
       <w:r>
         <w:rPr>
@@ -18608,12 +18608,28 @@
       </w:r>
     </w:p>
     <w:sectPr>
+      <w:headerReference r:id="rId44" w:type="default"/>
       <w:pgSz w:h="16834" w:w="11909" w:orient="portrait"/>
       <w:pgMar w:bottom="1440" w:top="1440" w:left="1440" w:right="1440" w:header="720" w:footer="720"/>
       <w:pgNumType w:start="1"/>
     </w:sectPr>
   </w:body>
 </w:document>
+</file>
+
+<file path=word/header1.xml><?xml version="1.0" encoding="utf-8"?>
+<w:hdr xmlns:mc="http://schemas.openxmlformats.org/markup-compatibility/2006" xmlns:o="urn:schemas-microsoft-com:office:office" xmlns:r="http://schemas.openxmlformats.org/officeDocument/2006/relationships" xmlns:m="http://schemas.openxmlformats.org/officeDocument/2006/math" xmlns:v="urn:schemas-microsoft-com:vml" xmlns:wp="http://schemas.openxmlformats.org/drawingml/2006/wordprocessingDrawing" xmlns:w10="urn:schemas-microsoft-com:office:word" xmlns:w="http://schemas.openxmlformats.org/wordprocessingml/2006/main" xmlns:wne="http://schemas.microsoft.com/office/word/2006/wordml" xmlns:sl="http://schemas.openxmlformats.org/schemaLibrary/2006/main" xmlns:a="http://schemas.openxmlformats.org/drawingml/2006/main" xmlns:pic="http://schemas.openxmlformats.org/drawingml/2006/picture" xmlns:c="http://schemas.openxmlformats.org/drawingml/2006/chart" xmlns:lc="http://schemas.openxmlformats.org/drawingml/2006/lockedCanvas" xmlns:dgm="http://schemas.openxmlformats.org/drawingml/2006/diagram" xmlns:wps="http://schemas.microsoft.com/office/word/2010/wordprocessingShape" xmlns:wpg="http://schemas.microsoft.com/office/word/2010/wordprocessingGroup" xmlns:w14="http://schemas.microsoft.com/office/word/2010/wordml" xmlns:w15="http://schemas.microsoft.com/office/word/2012/wordml" xmlns:w16="http://schemas.microsoft.com/office/word/2018/wordml" xmlns:w16cex="http://schemas.microsoft.com/office/word/2018/wordml/cex" xmlns:w16cid="http://schemas.microsoft.com/office/word/2016/wordml/cid" xmlns="http://schemas.microsoft.com/office/tasks/2019/documenttasks" xmlns:cr="http://schemas.microsoft.com/office/comments/2020/reactions">
+  <w:p>
+    <w:pPr>
+      <w:rPr/>
+    </w:pPr>
+    <w:r>
+      <w:rPr>
+        <w:rtl w:val="0"/>
+      </w:rPr>
+    </w:r>
+  </w:p>
+</w:hdr>
 </file>
 
 <file path=word/numbering.xml><?xml version="1.0" encoding="utf-8"?>
